--- a/deliverables/pathway_4_shellfish.docx
+++ b/deliverables/pathway_4_shellfish.docx
@@ -330,7 +330,7 @@
         <w:t xml:space="preserve"> </w:t>
       </w:r>
       <w:r>
-        <w:t xml:space="preserve">DSS maintains an active Conditional Shellfish Harvesting Area Status page updated after every event. ESVA triggers are typically ≥1 inch rainfall in 24 h with three-day closure; some creeks carry more sensitive ≥0.5-inch triggers. Closure-day counts can exceed 30–60 days per year in wet years for headwater segments. Zimmer-Faust et al. (2018,</w:t>
+        <w:t xml:space="preserve">DSS maintains an active Conditional Shellfish Harvesting Area Status page updated after every event. ESVA triggers are typically ≥1 inch rainfall in 24 h with three-day closure; some creeks carry more sensitive ≥0.5-inch triggers. Closure-day counts can exceed 30–60 days per year in wet years for headwater segments. Leight &amp; Hood (2018,</w:t>
       </w:r>
       <w:r>
         <w:t xml:space="preserve"> </w:t>
@@ -1915,7 +1915,7 @@
         <w:pStyle w:val="Compact"/>
       </w:pPr>
       <w:r>
-        <w:t xml:space="preserve">Zimmer-Faust, A. G., Thulsiraj, V., Lamparello, C., Williams, M., &amp; Jay, J. A. (2018). Precipitation thresholds for fecal bacterial indicators in the Chesapeake Bay.</w:t>
+        <w:t xml:space="preserve">Leight, A.K. &amp; R. Hood Thulsiraj, V., Lamparello, C., Williams, M., &amp; Jay, J. A. (2018). Precipitation thresholds for fecal bacterial indicators in the Chesapeake Bay [Maryland shellfish waters; fecal source not apportioned].</w:t>
       </w:r>
       <w:r>
         <w:t xml:space="preserve"> </w:t>
